--- a/Practical(1-4)(Studenthub)/for_css/extra/PRACTICAL-4.docx
+++ b/Practical(1-4)(Studenthub)/for_css/extra/PRACTICAL-4.docx
@@ -249,6 +249,483 @@
           <w:lang w:val="en-US"/>
         </w:rPr>
         <w:t xml:space="preserve">PREVIEW: </w:t>
+      </w:r>
+    </w:p>
+    <w:p>
+      <w:pPr>
+        <w:jc w:val="center"/>
+      </w:pPr>
+      <w:r>
+        <w:drawing>
+          <wp:inline xmlns:a="http://schemas.openxmlformats.org/drawingml/2006/main" xmlns:pic="http://schemas.openxmlformats.org/drawingml/2006/picture">
+            <wp:extent cx="4937760" cy="3086100"/>
+            <wp:docPr id="1" name="Picture 1"/>
+            <wp:cNvGraphicFramePr>
+              <a:graphicFrameLocks noChangeAspect="1"/>
+            </wp:cNvGraphicFramePr>
+            <a:graphic>
+              <a:graphicData uri="http://schemas.openxmlformats.org/drawingml/2006/picture">
+                <pic:pic>
+                  <pic:nvPicPr>
+                    <pic:cNvPr id="0" name="image.png"/>
+                    <pic:cNvPicPr/>
+                  </pic:nvPicPr>
+                  <pic:blipFill>
+                    <a:blip r:embed="rId14"/>
+                    <a:stretch>
+                      <a:fillRect/>
+                    </a:stretch>
+                  </pic:blipFill>
+                  <pic:spPr>
+                    <a:xfrm>
+                      <a:off x="0" y="0"/>
+                      <a:ext cx="4937760" cy="3086100"/>
+                    </a:xfrm>
+                    <a:prstGeom prst="rect"/>
+                  </pic:spPr>
+                </pic:pic>
+              </a:graphicData>
+            </a:graphic>
+          </wp:inline>
+        </w:drawing>
+      </w:r>
+    </w:p>
+    <w:p>
+      <w:pPr>
+        <w:jc w:val="center"/>
+      </w:pPr>
+      <w:r>
+        <w:rPr>
+          <w:i/>
+          <w:iCs/>
+          <w:sz w:val="20"/>
+          <w:szCs w:val="20"/>
+        </w:rPr>
+        <w:t xml:space="preserve">Collapsible FAQ - all answers collapsed</w:t>
+      </w:r>
+    </w:p>
+    <w:p>
+      <w:pPr>
+        <w:jc w:val="center"/>
+      </w:pPr>
+      <w:r>
+        <w:drawing>
+          <wp:inline xmlns:a="http://schemas.openxmlformats.org/drawingml/2006/main" xmlns:pic="http://schemas.openxmlformats.org/drawingml/2006/picture">
+            <wp:extent cx="4937760" cy="3086100"/>
+            <wp:docPr id="2" name="Picture 2"/>
+            <wp:cNvGraphicFramePr>
+              <a:graphicFrameLocks noChangeAspect="1"/>
+            </wp:cNvGraphicFramePr>
+            <a:graphic>
+              <a:graphicData uri="http://schemas.openxmlformats.org/drawingml/2006/picture">
+                <pic:pic>
+                  <pic:nvPicPr>
+                    <pic:cNvPr id="0" name="image.png"/>
+                    <pic:cNvPicPr/>
+                  </pic:nvPicPr>
+                  <pic:blipFill>
+                    <a:blip r:embed="rId15"/>
+                    <a:stretch>
+                      <a:fillRect/>
+                    </a:stretch>
+                  </pic:blipFill>
+                  <pic:spPr>
+                    <a:xfrm>
+                      <a:off x="0" y="0"/>
+                      <a:ext cx="4937760" cy="3086100"/>
+                    </a:xfrm>
+                    <a:prstGeom prst="rect"/>
+                  </pic:spPr>
+                </pic:pic>
+              </a:graphicData>
+            </a:graphic>
+          </wp:inline>
+        </w:drawing>
+      </w:r>
+    </w:p>
+    <w:p>
+      <w:pPr>
+        <w:jc w:val="center"/>
+      </w:pPr>
+      <w:r>
+        <w:rPr>
+          <w:i/>
+          <w:iCs/>
+          <w:sz w:val="20"/>
+          <w:szCs w:val="20"/>
+        </w:rPr>
+        <w:t xml:space="preserve">Collapsible FAQ - one answer expanded (aria-expanded = true)</w:t>
+      </w:r>
+    </w:p>
+    <w:p>
+      <w:pPr>
+        <w:jc w:val="center"/>
+      </w:pPr>
+      <w:r>
+        <w:drawing>
+          <wp:inline xmlns:a="http://schemas.openxmlformats.org/drawingml/2006/main" xmlns:pic="http://schemas.openxmlformats.org/drawingml/2006/picture">
+            <wp:extent cx="4937760" cy="3086100"/>
+            <wp:docPr id="3" name="Picture 3"/>
+            <wp:cNvGraphicFramePr>
+              <a:graphicFrameLocks noChangeAspect="1"/>
+            </wp:cNvGraphicFramePr>
+            <a:graphic>
+              <a:graphicData uri="http://schemas.openxmlformats.org/drawingml/2006/picture">
+                <pic:pic>
+                  <pic:nvPicPr>
+                    <pic:cNvPr id="0" name="image.png"/>
+                    <pic:cNvPicPr/>
+                  </pic:nvPicPr>
+                  <pic:blipFill>
+                    <a:blip r:embed="rId16"/>
+                    <a:stretch>
+                      <a:fillRect/>
+                    </a:stretch>
+                  </pic:blipFill>
+                  <pic:spPr>
+                    <a:xfrm>
+                      <a:off x="0" y="0"/>
+                      <a:ext cx="4937760" cy="3086100"/>
+                    </a:xfrm>
+                    <a:prstGeom prst="rect"/>
+                  </pic:spPr>
+                </pic:pic>
+              </a:graphicData>
+            </a:graphic>
+          </wp:inline>
+        </w:drawing>
+      </w:r>
+    </w:p>
+    <w:p>
+      <w:pPr>
+        <w:jc w:val="center"/>
+      </w:pPr>
+      <w:r>
+        <w:rPr>
+          <w:i/>
+          <w:iCs/>
+          <w:sz w:val="20"/>
+          <w:szCs w:val="20"/>
+        </w:rPr>
+        <w:t xml:space="preserve">Modal popup opened with the backdrop; closes with the button, backdrop click or Escape</w:t>
+      </w:r>
+    </w:p>
+    <w:p>
+      <w:pPr>
+        <w:jc w:val="center"/>
+      </w:pPr>
+      <w:r>
+        <w:drawing>
+          <wp:inline xmlns:a="http://schemas.openxmlformats.org/drawingml/2006/main" xmlns:pic="http://schemas.openxmlformats.org/drawingml/2006/picture">
+            <wp:extent cx="4937760" cy="1476184"/>
+            <wp:docPr id="4" name="Picture 4"/>
+            <wp:cNvGraphicFramePr>
+              <a:graphicFrameLocks noChangeAspect="1"/>
+            </wp:cNvGraphicFramePr>
+            <a:graphic>
+              <a:graphicData uri="http://schemas.openxmlformats.org/drawingml/2006/picture">
+                <pic:pic>
+                  <pic:nvPicPr>
+                    <pic:cNvPr id="0" name="image.png"/>
+                    <pic:cNvPicPr/>
+                  </pic:nvPicPr>
+                  <pic:blipFill>
+                    <a:blip r:embed="rId17"/>
+                    <a:stretch>
+                      <a:fillRect/>
+                    </a:stretch>
+                  </pic:blipFill>
+                  <pic:spPr>
+                    <a:xfrm>
+                      <a:off x="0" y="0"/>
+                      <a:ext cx="4937760" cy="1476184"/>
+                    </a:xfrm>
+                    <a:prstGeom prst="rect"/>
+                  </pic:spPr>
+                </pic:pic>
+              </a:graphicData>
+            </a:graphic>
+          </wp:inline>
+        </w:drawing>
+      </w:r>
+    </w:p>
+    <w:p>
+      <w:pPr>
+        <w:jc w:val="center"/>
+      </w:pPr>
+      <w:r>
+        <w:rPr>
+          <w:i/>
+          <w:iCs/>
+          <w:sz w:val="20"/>
+          <w:szCs w:val="20"/>
+        </w:rPr>
+        <w:t xml:space="preserve">Image/content slider - slide 1 with previous/next buttons and dots</w:t>
+      </w:r>
+    </w:p>
+    <w:p>
+      <w:pPr>
+        <w:jc w:val="center"/>
+      </w:pPr>
+      <w:r>
+        <w:drawing>
+          <wp:inline xmlns:a="http://schemas.openxmlformats.org/drawingml/2006/main" xmlns:pic="http://schemas.openxmlformats.org/drawingml/2006/picture">
+            <wp:extent cx="4937760" cy="1476184"/>
+            <wp:docPr id="5" name="Picture 5"/>
+            <wp:cNvGraphicFramePr>
+              <a:graphicFrameLocks noChangeAspect="1"/>
+            </wp:cNvGraphicFramePr>
+            <a:graphic>
+              <a:graphicData uri="http://schemas.openxmlformats.org/drawingml/2006/picture">
+                <pic:pic>
+                  <pic:nvPicPr>
+                    <pic:cNvPr id="0" name="image.png"/>
+                    <pic:cNvPicPr/>
+                  </pic:nvPicPr>
+                  <pic:blipFill>
+                    <a:blip r:embed="rId18"/>
+                    <a:stretch>
+                      <a:fillRect/>
+                    </a:stretch>
+                  </pic:blipFill>
+                  <pic:spPr>
+                    <a:xfrm>
+                      <a:off x="0" y="0"/>
+                      <a:ext cx="4937760" cy="1476184"/>
+                    </a:xfrm>
+                    <a:prstGeom prst="rect"/>
+                  </pic:spPr>
+                </pic:pic>
+              </a:graphicData>
+            </a:graphic>
+          </wp:inline>
+        </w:drawing>
+      </w:r>
+    </w:p>
+    <w:p>
+      <w:pPr>
+        <w:jc w:val="center"/>
+      </w:pPr>
+      <w:r>
+        <w:rPr>
+          <w:i/>
+          <w:iCs/>
+          <w:sz w:val="20"/>
+          <w:szCs w:val="20"/>
+        </w:rPr>
+        <w:t xml:space="preserve">Image/content slider - slide 2 after pressing Next</w:t>
+      </w:r>
+    </w:p>
+    <w:p>
+      <w:pPr>
+        <w:jc w:val="center"/>
+      </w:pPr>
+      <w:r>
+        <w:drawing>
+          <wp:inline xmlns:a="http://schemas.openxmlformats.org/drawingml/2006/main" xmlns:pic="http://schemas.openxmlformats.org/drawingml/2006/picture">
+            <wp:extent cx="4937760" cy="3086100"/>
+            <wp:docPr id="6" name="Picture 6"/>
+            <wp:cNvGraphicFramePr>
+              <a:graphicFrameLocks noChangeAspect="1"/>
+            </wp:cNvGraphicFramePr>
+            <a:graphic>
+              <a:graphicData uri="http://schemas.openxmlformats.org/drawingml/2006/picture">
+                <pic:pic>
+                  <pic:nvPicPr>
+                    <pic:cNvPr id="0" name="image.png"/>
+                    <pic:cNvPicPr/>
+                  </pic:nvPicPr>
+                  <pic:blipFill>
+                    <a:blip r:embed="rId19"/>
+                    <a:stretch>
+                      <a:fillRect/>
+                    </a:stretch>
+                  </pic:blipFill>
+                  <pic:spPr>
+                    <a:xfrm>
+                      <a:off x="0" y="0"/>
+                      <a:ext cx="4937760" cy="3086100"/>
+                    </a:xfrm>
+                    <a:prstGeom prst="rect"/>
+                  </pic:spPr>
+                </pic:pic>
+              </a:graphicData>
+            </a:graphic>
+          </wp:inline>
+        </w:drawing>
+      </w:r>
+    </w:p>
+    <w:p>
+      <w:pPr>
+        <w:jc w:val="center"/>
+      </w:pPr>
+      <w:r>
+        <w:rPr>
+          <w:i/>
+          <w:iCs/>
+          <w:sz w:val="20"/>
+          <w:szCs w:val="20"/>
+        </w:rPr>
+        <w:t xml:space="preserve">Notification banner at the top of the page with a close button</w:t>
+      </w:r>
+    </w:p>
+    <w:p>
+      <w:pPr>
+        <w:jc w:val="center"/>
+      </w:pPr>
+      <w:r>
+        <w:drawing>
+          <wp:inline xmlns:a="http://schemas.openxmlformats.org/drawingml/2006/main" xmlns:pic="http://schemas.openxmlformats.org/drawingml/2006/picture">
+            <wp:extent cx="2377440" cy="4632960"/>
+            <wp:docPr id="7" name="Picture 7"/>
+            <wp:cNvGraphicFramePr>
+              <a:graphicFrameLocks noChangeAspect="1"/>
+            </wp:cNvGraphicFramePr>
+            <a:graphic>
+              <a:graphicData uri="http://schemas.openxmlformats.org/drawingml/2006/picture">
+                <pic:pic>
+                  <pic:nvPicPr>
+                    <pic:cNvPr id="0" name="image.png"/>
+                    <pic:cNvPicPr/>
+                  </pic:nvPicPr>
+                  <pic:blipFill>
+                    <a:blip r:embed="rId20"/>
+                    <a:stretch>
+                      <a:fillRect/>
+                    </a:stretch>
+                  </pic:blipFill>
+                  <pic:spPr>
+                    <a:xfrm>
+                      <a:off x="0" y="0"/>
+                      <a:ext cx="2377440" cy="4632960"/>
+                    </a:xfrm>
+                    <a:prstGeom prst="rect"/>
+                  </pic:spPr>
+                </pic:pic>
+              </a:graphicData>
+            </a:graphic>
+          </wp:inline>
+        </w:drawing>
+      </w:r>
+    </w:p>
+    <w:p>
+      <w:pPr>
+        <w:jc w:val="center"/>
+      </w:pPr>
+      <w:r>
+        <w:rPr>
+          <w:i/>
+          <w:iCs/>
+          <w:sz w:val="20"/>
+          <w:szCs w:val="20"/>
+        </w:rPr>
+        <w:t xml:space="preserve">Mobile view (390 px) - navigation collapsed behind the hamburger button</w:t>
+      </w:r>
+    </w:p>
+    <w:p>
+      <w:pPr>
+        <w:jc w:val="center"/>
+      </w:pPr>
+      <w:r>
+        <w:drawing>
+          <wp:inline xmlns:a="http://schemas.openxmlformats.org/drawingml/2006/main" xmlns:pic="http://schemas.openxmlformats.org/drawingml/2006/picture">
+            <wp:extent cx="2377440" cy="4632960"/>
+            <wp:docPr id="8" name="Picture 8"/>
+            <wp:cNvGraphicFramePr>
+              <a:graphicFrameLocks noChangeAspect="1"/>
+            </wp:cNvGraphicFramePr>
+            <a:graphic>
+              <a:graphicData uri="http://schemas.openxmlformats.org/drawingml/2006/picture">
+                <pic:pic>
+                  <pic:nvPicPr>
+                    <pic:cNvPr id="0" name="image.png"/>
+                    <pic:cNvPicPr/>
+                  </pic:nvPicPr>
+                  <pic:blipFill>
+                    <a:blip r:embed="rId21"/>
+                    <a:stretch>
+                      <a:fillRect/>
+                    </a:stretch>
+                  </pic:blipFill>
+                  <pic:spPr>
+                    <a:xfrm>
+                      <a:off x="0" y="0"/>
+                      <a:ext cx="2377440" cy="4632960"/>
+                    </a:xfrm>
+                    <a:prstGeom prst="rect"/>
+                  </pic:spPr>
+                </pic:pic>
+              </a:graphicData>
+            </a:graphic>
+          </wp:inline>
+        </w:drawing>
+      </w:r>
+    </w:p>
+    <w:p>
+      <w:pPr>
+        <w:jc w:val="center"/>
+      </w:pPr>
+      <w:r>
+        <w:rPr>
+          <w:i/>
+          <w:iCs/>
+          <w:sz w:val="20"/>
+          <w:szCs w:val="20"/>
+        </w:rPr>
+        <w:t xml:space="preserve">Hamburger menu opened (aria-expanded = true)</w:t>
+      </w:r>
+    </w:p>
+    <w:p>
+      <w:pPr>
+        <w:jc w:val="center"/>
+      </w:pPr>
+      <w:r>
+        <w:drawing>
+          <wp:inline xmlns:a="http://schemas.openxmlformats.org/drawingml/2006/main" xmlns:pic="http://schemas.openxmlformats.org/drawingml/2006/picture">
+            <wp:extent cx="4937760" cy="3086100"/>
+            <wp:docPr id="9" name="Picture 9"/>
+            <wp:cNvGraphicFramePr>
+              <a:graphicFrameLocks noChangeAspect="1"/>
+            </wp:cNvGraphicFramePr>
+            <a:graphic>
+              <a:graphicData uri="http://schemas.openxmlformats.org/drawingml/2006/picture">
+                <pic:pic>
+                  <pic:nvPicPr>
+                    <pic:cNvPr id="0" name="image.png"/>
+                    <pic:cNvPicPr/>
+                  </pic:nvPicPr>
+                  <pic:blipFill>
+                    <a:blip r:embed="rId22"/>
+                    <a:stretch>
+                      <a:fillRect/>
+                    </a:stretch>
+                  </pic:blipFill>
+                  <pic:spPr>
+                    <a:xfrm>
+                      <a:off x="0" y="0"/>
+                      <a:ext cx="4937760" cy="3086100"/>
+                    </a:xfrm>
+                    <a:prstGeom prst="rect"/>
+                  </pic:spPr>
+                </pic:pic>
+              </a:graphicData>
+            </a:graphic>
+          </wp:inline>
+        </w:drawing>
+      </w:r>
+    </w:p>
+    <w:p>
+      <w:pPr>
+        <w:jc w:val="center"/>
+      </w:pPr>
+      <w:r>
+        <w:rPr>
+          <w:i/>
+          <w:iCs/>
+          <w:sz w:val="20"/>
+          <w:szCs w:val="20"/>
+        </w:rPr>
+        <w:t xml:space="preserve">Dark theme applied with the theme switcher (choice saved in localStorage)</w:t>
       </w:r>
     </w:p>
     <w:p>
@@ -1543,43 +2020,6 @@
             <w:color w:val="156082" w:themeColor="accent1"/>
           </w:rPr>
           <w:t>ITUE203-WDF</w:t>
-        </w:r>
-      </w:sdtContent>
-    </w:sdt>
-    <w:r>
-      <w:rPr>
-        <w:rFonts w:asciiTheme="majorHAnsi" w:eastAsiaTheme="majorEastAsia" w:hAnsiTheme="majorHAnsi" w:cstheme="majorBidi"/>
-        <w:color w:val="156082" w:themeColor="accent1"/>
-      </w:rPr>
-      <w:ptab w:relativeTo="margin" w:alignment="right" w:leader="none"/>
-    </w:r>
-    <w:sdt>
-      <w:sdtPr>
-        <w:rPr>
-          <w:rFonts w:asciiTheme="majorHAnsi" w:eastAsiaTheme="majorEastAsia" w:hAnsiTheme="majorHAnsi" w:cstheme="majorBidi"/>
-          <w:color w:val="156082" w:themeColor="accent1"/>
-        </w:rPr>
-        <w:alias w:val="Date"/>
-        <w:id w:val="78404859"/>
-        <w:placeholder>
-          <w:docPart w:val="07ECC5CA6F09408695D4D9F64BC1A99B"/>
-        </w:placeholder>
-        <w:dataBinding w:prefixMappings="xmlns:ns0='http://schemas.microsoft.com/office/2006/coverPageProps'" w:xpath="/ns0:CoverPageProperties[1]/ns0:PublishDate[1]" w:storeItemID="{55AF091B-3C7A-41E3-B477-F2FDAA23CFDA}"/>
-        <w:date>
-          <w:dateFormat w:val="MMMM d, yyyy"/>
-          <w:lid w:val="en-US"/>
-          <w:storeMappedDataAs w:val="dateTime"/>
-          <w:calendar w:val="gregorian"/>
-        </w:date>
-      </w:sdtPr>
-      <w:sdtEndPr/>
-      <w:sdtContent>
-        <w:r>
-          <w:rPr>
-            <w:rFonts w:asciiTheme="majorHAnsi" w:eastAsiaTheme="majorEastAsia" w:hAnsiTheme="majorHAnsi" w:cstheme="majorBidi"/>
-            <w:color w:val="156082" w:themeColor="accent1"/>
-          </w:rPr>
-          <w:t>25DCE072</w:t>
         </w:r>
       </w:sdtContent>
     </w:sdt>
